--- a/10.12媒体信息摘报.docx
+++ b/10.12媒体信息摘报.docx
@@ -145,7 +145,7 @@
           <w:b w:val="0"/>
           <w:sz w:val="32"/>
         </w:rPr>
-        <w:t>天河区前进街立足金融城东部门户定位，以企业服务“软实力”筑牢经济发展“硬支撑”，围绕东部商圈发展需求创新政企协同服务机制。一是搭建政企沟通“快车道”。街道围绕东部商圈发展需求，创新搭建政企沟通“快车道”，以座谈会、企业联络群等常态化机制，全天候跟进企业经营诉求，确保问题有人接、有人办。二是靶向解决经营堵点。今年以来累计高效解决停车收费、税票提额、证照办理等经营堵点问题80个，用实打实的服务为美林天地等商业载体扫清障碍、提质升级。三是深化“全周期陪伴”服务。街道明确将持续深化“全周期陪伴”服务，从企业入驻、建设到运营全程跟进，确保招商落地与业态培育有人盯、有人帮，推动商业载体从家居博览中心向年销售额突破80亿元的超级商业体跃升。四是推进重点产业载体建设。全力推进天海国际数智广告产业园、美林三期梦谷M·Grove次元文化数创中心、The One元境科创中心等项目建设，助力天河东部商圈向“百家名店、亿次客流、百亿商场、千亿商圈”目标迈进。五是强化头部主力店带动。依托山姆会员店、宜家家居两大头部主力店，带动零售、新能源汽车、餐饮多业态集聚，打造广州培育建设国际消费中心城市的东部核心载体。</w:t>
+        <w:t>天河区前进街立足金融城东部门户定位，以企业服务“软实力”筑牢经济发展“硬支撑”，围绕东部商圈发展需求创新政企协同服务机制。一是搭建政企沟通“快车道”。街道围绕东部商圈发展需求，创新搭建政企沟通“快车道”，以座谈会、企业联络群等常态化机制，全天候跟进企业经营诉求，确保问题有人接、有人办。二是靶向解决经营堵点。今年以来累计高效解决停车收费、税票提额、证照办理等经营堵点问题80个，用实打实的服务为美林天地等商业载体扫清障碍、提质升级。三是深化“全周期陪伴”服务。街道明确将持续深化“全周期陪伴”服务，从企业入驻、建设到运营全程跟进，确保招商落地与业态培育有人盯、有人帮，推动商业载体从家居博览中心向年销售额突破80亿元的超级商业体跃升。四是推进重点产业载体建设。全力推进天海国际数智广告产业园、美林三期梦谷M·Grove次元文化数创中心、The One元境科创中心等项目建设，助力天河东部商圈向“百家名店、亿次客流、百亿商场、千亿商圈”目标迈进。五是强化头部主力店带动。依托山姆会员店、宜家家居两大头部主力店，带动零售、新能源汽车、餐饮多业态集聚，打造广州培育建设国际消费中心城市的东部核心载体。六是健全诉求闭环机制。建立企业经营诉求台账与限时办结机制，确保收集、交办、反馈形成闭环，以稳定可预期的服务护航商圈持续繁荣。</w:t>
       </w:r>
     </w:p>
     <w:p>
